--- a/лр4/лр4.docx
+++ b/лр4/лр4.docx
@@ -1169,7 +1169,6 @@
                 <w:szCs w:val="28"/>
               </w:rPr>
             </w:pPr>
-            <w:proofErr w:type="spellStart"/>
             <w:r>
               <w:rPr>
                 <w:rFonts w:ascii="Times New Roman" w:hAnsi="Times New Roman" w:cs="Times New Roman"/>
@@ -1178,7 +1177,6 @@
               </w:rPr>
               <w:t>Белик</w:t>
             </w:r>
-            <w:proofErr w:type="spellEnd"/>
             <w:r>
               <w:rPr>
                 <w:rFonts w:ascii="Times New Roman" w:hAnsi="Times New Roman" w:cs="Times New Roman"/>
@@ -1448,25 +1446,7 @@
           <w:sz w:val="28"/>
           <w:szCs w:val="28"/>
         </w:rPr>
-        <w:t>(</w:t>
-      </w:r>
-      <w:proofErr w:type="spellStart"/>
-      <w:r>
-        <w:rPr>
-          <w:rFonts w:ascii="Times New Roman" w:hAnsi="Times New Roman" w:cs="Times New Roman"/>
-          <w:sz w:val="28"/>
-          <w:szCs w:val="28"/>
-        </w:rPr>
-        <w:t>SinglyLinkedList</w:t>
-      </w:r>
-      <w:proofErr w:type="spellEnd"/>
-      <w:r>
-        <w:rPr>
-          <w:rFonts w:ascii="Times New Roman" w:hAnsi="Times New Roman" w:cs="Times New Roman"/>
-          <w:sz w:val="28"/>
-          <w:szCs w:val="28"/>
-        </w:rPr>
-        <w:t>)</w:t>
+        <w:t>(SinglyLinkedList)</w:t>
       </w:r>
       <w:r>
         <w:rPr>
@@ -1638,25 +1618,7 @@
           <w:sz w:val="28"/>
           <w:szCs w:val="28"/>
         </w:rPr>
-        <w:t>(</w:t>
-      </w:r>
-      <w:proofErr w:type="spellStart"/>
-      <w:r>
-        <w:rPr>
-          <w:rFonts w:ascii="Times New Roman" w:hAnsi="Times New Roman" w:cs="Times New Roman"/>
-          <w:sz w:val="28"/>
-          <w:szCs w:val="28"/>
-        </w:rPr>
-        <w:t>DoublyLinkedList</w:t>
-      </w:r>
-      <w:proofErr w:type="spellEnd"/>
-      <w:r>
-        <w:rPr>
-          <w:rFonts w:ascii="Times New Roman" w:hAnsi="Times New Roman" w:cs="Times New Roman"/>
-          <w:sz w:val="28"/>
-          <w:szCs w:val="28"/>
-        </w:rPr>
-        <w:t>)</w:t>
+        <w:t>(DoublyLinkedList)</w:t>
       </w:r>
       <w:r>
         <w:rPr>
@@ -2465,34 +2427,14 @@
           <w:szCs w:val="28"/>
         </w:rPr>
       </w:pPr>
-      <w:proofErr w:type="spellStart"/>
-      <w:r>
-        <w:rPr>
-          <w:rFonts w:ascii="Times New Roman" w:hAnsi="Times New Roman" w:cs="Times New Roman"/>
-          <w:sz w:val="28"/>
-          <w:szCs w:val="28"/>
-        </w:rPr>
-        <w:t>head</w:t>
-      </w:r>
-      <w:proofErr w:type="spellEnd"/>
-      <w:r>
-        <w:rPr>
-          <w:rFonts w:ascii="Times New Roman" w:hAnsi="Times New Roman" w:cs="Times New Roman"/>
-          <w:sz w:val="28"/>
-          <w:szCs w:val="28"/>
-        </w:rPr>
-        <w:t xml:space="preserve"> → [10] → [20] → [30] → </w:t>
-      </w:r>
-      <w:proofErr w:type="spellStart"/>
-      <w:r>
-        <w:rPr>
-          <w:rFonts w:ascii="Times New Roman" w:hAnsi="Times New Roman" w:cs="Times New Roman"/>
-          <w:sz w:val="28"/>
-          <w:szCs w:val="28"/>
-        </w:rPr>
-        <w:t>nullptr</w:t>
-      </w:r>
-      <w:proofErr w:type="spellEnd"/>
+      <w:r>
+        <w:rPr>
+          <w:rFonts w:ascii="Times New Roman" w:hAnsi="Times New Roman" w:cs="Times New Roman"/>
+          <w:sz w:val="28"/>
+          <w:szCs w:val="28"/>
+        </w:rPr>
+        <w:t>head → [10] → [20] → [30] → nullptr</w:t>
+      </w:r>
     </w:p>
     <w:p>
       <w:pPr>
@@ -2525,23 +2467,13 @@
           <w:szCs w:val="28"/>
         </w:rPr>
       </w:pPr>
-      <w:proofErr w:type="spellStart"/>
-      <w:r>
-        <w:rPr>
-          <w:rFonts w:ascii="Times New Roman" w:hAnsi="Times New Roman" w:cs="Times New Roman"/>
-          <w:sz w:val="28"/>
-          <w:szCs w:val="28"/>
-        </w:rPr>
-        <w:t>head</w:t>
-      </w:r>
-      <w:proofErr w:type="spellEnd"/>
-      <w:r>
-        <w:rPr>
-          <w:rFonts w:ascii="Times New Roman" w:hAnsi="Times New Roman" w:cs="Times New Roman"/>
-          <w:sz w:val="28"/>
-          <w:szCs w:val="28"/>
-        </w:rPr>
-        <w:t xml:space="preserve"> </w:t>
+      <w:r>
+        <w:rPr>
+          <w:rFonts w:ascii="Times New Roman" w:hAnsi="Times New Roman" w:cs="Times New Roman"/>
+          <w:sz w:val="28"/>
+          <w:szCs w:val="28"/>
+        </w:rPr>
+        <w:t xml:space="preserve">head </w:t>
       </w:r>
       <w:r>
         <w:rPr>
@@ -2605,18 +2537,8 @@
           <w:sz w:val="28"/>
           <w:szCs w:val="28"/>
         </w:rPr>
-        <w:t xml:space="preserve"> </w:t>
-      </w:r>
-      <w:proofErr w:type="spellStart"/>
-      <w:r>
-        <w:rPr>
-          <w:rFonts w:ascii="Times New Roman" w:hAnsi="Times New Roman" w:cs="Times New Roman"/>
-          <w:sz w:val="28"/>
-          <w:szCs w:val="28"/>
-        </w:rPr>
-        <w:t>nullptr</w:t>
-      </w:r>
-      <w:proofErr w:type="spellEnd"/>
+        <w:t xml:space="preserve"> nullptr</w:t>
+      </w:r>
     </w:p>
     <w:p>
       <w:pPr>
@@ -2739,25 +2661,7 @@
           <w:sz w:val="28"/>
           <w:szCs w:val="28"/>
         </w:rPr>
-        <w:t xml:space="preserve"> O(n) (нужно идти от </w:t>
-      </w:r>
-      <w:proofErr w:type="spellStart"/>
-      <w:r>
-        <w:rPr>
-          <w:rFonts w:ascii="Times New Roman" w:hAnsi="Times New Roman" w:cs="Times New Roman"/>
-          <w:sz w:val="28"/>
-          <w:szCs w:val="28"/>
-        </w:rPr>
-        <w:t>head</w:t>
-      </w:r>
-      <w:proofErr w:type="spellEnd"/>
-      <w:r>
-        <w:rPr>
-          <w:rFonts w:ascii="Times New Roman" w:hAnsi="Times New Roman" w:cs="Times New Roman"/>
-          <w:sz w:val="28"/>
-          <w:szCs w:val="28"/>
-        </w:rPr>
-        <w:t xml:space="preserve"> до нужного узла).</w:t>
+        <w:t xml:space="preserve"> O(n) (нужно идти от head до нужного узла).</w:t>
       </w:r>
       <w:r>
         <w:rPr>
@@ -2797,29 +2701,7 @@
           <w:sz w:val="28"/>
           <w:szCs w:val="28"/>
         </w:rPr>
-        <w:t>Узел (</w:t>
-      </w:r>
-      <w:proofErr w:type="spellStart"/>
-      <w:r>
-        <w:rPr>
-          <w:rFonts w:ascii="Times New Roman" w:hAnsi="Times New Roman" w:cs="Times New Roman"/>
-          <w:b/>
-          <w:bCs/>
-          <w:sz w:val="28"/>
-          <w:szCs w:val="28"/>
-        </w:rPr>
-        <w:t>Node</w:t>
-      </w:r>
-      <w:proofErr w:type="spellEnd"/>
-      <w:r>
-        <w:rPr>
-          <w:rFonts w:ascii="Times New Roman" w:hAnsi="Times New Roman" w:cs="Times New Roman"/>
-          <w:b/>
-          <w:bCs/>
-          <w:sz w:val="28"/>
-          <w:szCs w:val="28"/>
-        </w:rPr>
-        <w:t>)</w:t>
+        <w:t>Узел (Node)</w:t>
       </w:r>
       <w:r>
         <w:rPr>
@@ -2930,27 +2812,7 @@
           <w:lang w:val="en-US"/>
         </w:rPr>
         <w:lastRenderedPageBreak/>
-        <w:t>template &lt;</w:t>
-      </w:r>
-      <w:proofErr w:type="spellStart"/>
-      <w:r>
-        <w:rPr>
-          <w:rFonts w:ascii="Times New Roman" w:hAnsi="Times New Roman" w:cs="Times New Roman"/>
-          <w:sz w:val="28"/>
-          <w:szCs w:val="28"/>
-          <w:lang w:val="en-US"/>
-        </w:rPr>
-        <w:t>typename</w:t>
-      </w:r>
-      <w:proofErr w:type="spellEnd"/>
-      <w:r>
-        <w:rPr>
-          <w:rFonts w:ascii="Times New Roman" w:hAnsi="Times New Roman" w:cs="Times New Roman"/>
-          <w:sz w:val="28"/>
-          <w:szCs w:val="28"/>
-          <w:lang w:val="en-US"/>
-        </w:rPr>
-        <w:t xml:space="preserve"> T&gt;</w:t>
+        <w:t>template &lt;typename T&gt;</w:t>
       </w:r>
     </w:p>
     <w:p>
@@ -3001,25 +2863,7 @@
           <w:sz w:val="28"/>
           <w:szCs w:val="28"/>
         </w:rPr>
-        <w:t xml:space="preserve">T </w:t>
-      </w:r>
-      <w:proofErr w:type="spellStart"/>
-      <w:r>
-        <w:rPr>
-          <w:rFonts w:ascii="Times New Roman" w:hAnsi="Times New Roman" w:cs="Times New Roman"/>
-          <w:sz w:val="28"/>
-          <w:szCs w:val="28"/>
-        </w:rPr>
-        <w:t>data</w:t>
-      </w:r>
-      <w:proofErr w:type="spellEnd"/>
-      <w:r>
-        <w:rPr>
-          <w:rFonts w:ascii="Times New Roman" w:hAnsi="Times New Roman" w:cs="Times New Roman"/>
-          <w:sz w:val="28"/>
-          <w:szCs w:val="28"/>
-        </w:rPr>
-        <w:t>;            // данные (любого типа)</w:t>
+        <w:t>T data;            // данные (любого типа)</w:t>
       </w:r>
     </w:p>
     <w:p>
@@ -3039,43 +2883,7 @@
           <w:sz w:val="28"/>
           <w:szCs w:val="28"/>
         </w:rPr>
-        <w:t xml:space="preserve">    </w:t>
-      </w:r>
-      <w:proofErr w:type="spellStart"/>
-      <w:r>
-        <w:rPr>
-          <w:rFonts w:ascii="Times New Roman" w:hAnsi="Times New Roman" w:cs="Times New Roman"/>
-          <w:sz w:val="28"/>
-          <w:szCs w:val="28"/>
-        </w:rPr>
-        <w:t>Node</w:t>
-      </w:r>
-      <w:proofErr w:type="spellEnd"/>
-      <w:r>
-        <w:rPr>
-          <w:rFonts w:ascii="Times New Roman" w:hAnsi="Times New Roman" w:cs="Times New Roman"/>
-          <w:sz w:val="28"/>
-          <w:szCs w:val="28"/>
-        </w:rPr>
-        <w:t xml:space="preserve">&lt;T&gt;* </w:t>
-      </w:r>
-      <w:proofErr w:type="spellStart"/>
-      <w:r>
-        <w:rPr>
-          <w:rFonts w:ascii="Times New Roman" w:hAnsi="Times New Roman" w:cs="Times New Roman"/>
-          <w:sz w:val="28"/>
-          <w:szCs w:val="28"/>
-        </w:rPr>
-        <w:t>next</w:t>
-      </w:r>
-      <w:proofErr w:type="spellEnd"/>
-      <w:r>
-        <w:rPr>
-          <w:rFonts w:ascii="Times New Roman" w:hAnsi="Times New Roman" w:cs="Times New Roman"/>
-          <w:sz w:val="28"/>
-          <w:szCs w:val="28"/>
-        </w:rPr>
-        <w:t>;     // указатель на следующий узел</w:t>
+        <w:t xml:space="preserve">    Node&lt;T&gt;* next;     // указатель на следующий узел</w:t>
       </w:r>
     </w:p>
     <w:p>
@@ -3105,27 +2913,7 @@
           <w:szCs w:val="28"/>
           <w:lang w:val="en-US"/>
         </w:rPr>
-        <w:t>Node(const T&amp; value) : data(value), next(</w:t>
-      </w:r>
-      <w:proofErr w:type="spellStart"/>
-      <w:r>
-        <w:rPr>
-          <w:rFonts w:ascii="Times New Roman" w:hAnsi="Times New Roman" w:cs="Times New Roman"/>
-          <w:sz w:val="28"/>
-          <w:szCs w:val="28"/>
-          <w:lang w:val="en-US"/>
-        </w:rPr>
-        <w:t>nullptr</w:t>
-      </w:r>
-      <w:proofErr w:type="spellEnd"/>
-      <w:r>
-        <w:rPr>
-          <w:rFonts w:ascii="Times New Roman" w:hAnsi="Times New Roman" w:cs="Times New Roman"/>
-          <w:sz w:val="28"/>
-          <w:szCs w:val="28"/>
-          <w:lang w:val="en-US"/>
-        </w:rPr>
-        <w:t>) {}</w:t>
+        <w:t>Node(const T&amp; value) : data(value), next(nullptr) {}</w:t>
       </w:r>
     </w:p>
     <w:p>
@@ -3282,41 +3070,13 @@
           <w:szCs w:val="28"/>
         </w:rPr>
       </w:pPr>
-      <w:proofErr w:type="spellStart"/>
-      <w:r>
-        <w:rPr>
-          <w:rFonts w:ascii="Times New Roman" w:hAnsi="Times New Roman" w:cs="Times New Roman"/>
-          <w:sz w:val="28"/>
-          <w:szCs w:val="28"/>
-        </w:rPr>
-        <w:t>Node</w:t>
-      </w:r>
-      <w:proofErr w:type="spellEnd"/>
-      <w:r>
-        <w:rPr>
-          <w:rFonts w:ascii="Times New Roman" w:hAnsi="Times New Roman" w:cs="Times New Roman"/>
-          <w:sz w:val="28"/>
-          <w:szCs w:val="28"/>
-        </w:rPr>
-        <w:t xml:space="preserve">&lt;T&gt;* </w:t>
-      </w:r>
-      <w:proofErr w:type="spellStart"/>
-      <w:r>
-        <w:rPr>
-          <w:rFonts w:ascii="Times New Roman" w:hAnsi="Times New Roman" w:cs="Times New Roman"/>
-          <w:sz w:val="28"/>
-          <w:szCs w:val="28"/>
-        </w:rPr>
-        <w:t>next</w:t>
-      </w:r>
-      <w:proofErr w:type="spellEnd"/>
-      <w:r>
-        <w:rPr>
-          <w:rFonts w:ascii="Times New Roman" w:hAnsi="Times New Roman" w:cs="Times New Roman"/>
-          <w:sz w:val="28"/>
-          <w:szCs w:val="28"/>
-        </w:rPr>
-        <w:t xml:space="preserve"> </w:t>
+      <w:r>
+        <w:rPr>
+          <w:rFonts w:ascii="Times New Roman" w:hAnsi="Times New Roman" w:cs="Times New Roman"/>
+          <w:sz w:val="28"/>
+          <w:szCs w:val="28"/>
+        </w:rPr>
+        <w:t xml:space="preserve">Node&lt;T&gt;* next </w:t>
       </w:r>
       <w:r>
         <w:rPr>
@@ -3332,25 +3092,7 @@
           <w:sz w:val="28"/>
           <w:szCs w:val="28"/>
         </w:rPr>
-        <w:t xml:space="preserve"> адрес следующего узла. Если </w:t>
-      </w:r>
-      <w:proofErr w:type="spellStart"/>
-      <w:r>
-        <w:rPr>
-          <w:rFonts w:ascii="Times New Roman" w:hAnsi="Times New Roman" w:cs="Times New Roman"/>
-          <w:sz w:val="28"/>
-          <w:szCs w:val="28"/>
-        </w:rPr>
-        <w:t>nullptr</w:t>
-      </w:r>
-      <w:proofErr w:type="spellEnd"/>
-      <w:r>
-        <w:rPr>
-          <w:rFonts w:ascii="Times New Roman" w:hAnsi="Times New Roman" w:cs="Times New Roman"/>
-          <w:sz w:val="28"/>
-          <w:szCs w:val="28"/>
-        </w:rPr>
-        <w:t xml:space="preserve"> </w:t>
+        <w:t xml:space="preserve"> адрес следующего узла. Если nullptr </w:t>
       </w:r>
       <w:r>
         <w:rPr>
@@ -3464,27 +3206,7 @@
           <w:szCs w:val="28"/>
           <w:lang w:val="en-US"/>
         </w:rPr>
-        <w:t>template &lt;</w:t>
-      </w:r>
-      <w:proofErr w:type="spellStart"/>
-      <w:r>
-        <w:rPr>
-          <w:rFonts w:ascii="Times New Roman" w:hAnsi="Times New Roman" w:cs="Times New Roman"/>
-          <w:sz w:val="28"/>
-          <w:szCs w:val="28"/>
-          <w:lang w:val="en-US"/>
-        </w:rPr>
-        <w:t>typename</w:t>
-      </w:r>
-      <w:proofErr w:type="spellEnd"/>
-      <w:r>
-        <w:rPr>
-          <w:rFonts w:ascii="Times New Roman" w:hAnsi="Times New Roman" w:cs="Times New Roman"/>
-          <w:sz w:val="28"/>
-          <w:szCs w:val="28"/>
-          <w:lang w:val="en-US"/>
-        </w:rPr>
-        <w:t xml:space="preserve"> T&gt;</w:t>
+        <w:t>template &lt;typename T&gt;</w:t>
       </w:r>
     </w:p>
     <w:p>
@@ -3506,27 +3228,7 @@
           <w:szCs w:val="28"/>
           <w:lang w:val="en-US"/>
         </w:rPr>
-        <w:t xml:space="preserve">struct </w:t>
-      </w:r>
-      <w:proofErr w:type="spellStart"/>
-      <w:r>
-        <w:rPr>
-          <w:rFonts w:ascii="Times New Roman" w:hAnsi="Times New Roman" w:cs="Times New Roman"/>
-          <w:sz w:val="28"/>
-          <w:szCs w:val="28"/>
-          <w:lang w:val="en-US"/>
-        </w:rPr>
-        <w:t>DNode</w:t>
-      </w:r>
-      <w:proofErr w:type="spellEnd"/>
-      <w:r>
-        <w:rPr>
-          <w:rFonts w:ascii="Times New Roman" w:hAnsi="Times New Roman" w:cs="Times New Roman"/>
-          <w:sz w:val="28"/>
-          <w:szCs w:val="28"/>
-          <w:lang w:val="en-US"/>
-        </w:rPr>
-        <w:t xml:space="preserve"> {</w:t>
+        <w:t>struct DNode {</w:t>
       </w:r>
     </w:p>
     <w:p>
@@ -3602,7 +3304,6 @@
         </w:rPr>
         <w:t xml:space="preserve">    </w:t>
       </w:r>
-      <w:proofErr w:type="spellStart"/>
       <w:r>
         <w:rPr>
           <w:rFonts w:ascii="Times New Roman" w:hAnsi="Times New Roman" w:cs="Times New Roman"/>
@@ -3612,7 +3313,6 @@
         </w:rPr>
         <w:t>DNode</w:t>
       </w:r>
-      <w:proofErr w:type="spellEnd"/>
       <w:r>
         <w:rPr>
           <w:rFonts w:ascii="Times New Roman" w:hAnsi="Times New Roman" w:cs="Times New Roman"/>
@@ -3638,7 +3338,6 @@
         </w:rPr>
         <w:t xml:space="preserve">&gt;* </w:t>
       </w:r>
-      <w:proofErr w:type="spellStart"/>
       <w:r>
         <w:rPr>
           <w:rFonts w:ascii="Times New Roman" w:hAnsi="Times New Roman" w:cs="Times New Roman"/>
@@ -3648,7 +3347,6 @@
         </w:rPr>
         <w:t>prev</w:t>
       </w:r>
-      <w:proofErr w:type="spellEnd"/>
       <w:r>
         <w:rPr>
           <w:rFonts w:ascii="Times New Roman" w:hAnsi="Times New Roman" w:cs="Times New Roman"/>
@@ -3733,41 +3431,13 @@
         </w:rPr>
         <w:t xml:space="preserve">    </w:t>
       </w:r>
-      <w:proofErr w:type="spellStart"/>
-      <w:r>
-        <w:rPr>
-          <w:rFonts w:ascii="Times New Roman" w:hAnsi="Times New Roman" w:cs="Times New Roman"/>
-          <w:sz w:val="28"/>
-          <w:szCs w:val="28"/>
-        </w:rPr>
-        <w:t>DNode</w:t>
-      </w:r>
-      <w:proofErr w:type="spellEnd"/>
-      <w:r>
-        <w:rPr>
-          <w:rFonts w:ascii="Times New Roman" w:hAnsi="Times New Roman" w:cs="Times New Roman"/>
-          <w:sz w:val="28"/>
-          <w:szCs w:val="28"/>
-        </w:rPr>
-        <w:t xml:space="preserve">&lt;T&gt;* </w:t>
-      </w:r>
-      <w:proofErr w:type="spellStart"/>
-      <w:r>
-        <w:rPr>
-          <w:rFonts w:ascii="Times New Roman" w:hAnsi="Times New Roman" w:cs="Times New Roman"/>
-          <w:sz w:val="28"/>
-          <w:szCs w:val="28"/>
-        </w:rPr>
-        <w:t>next</w:t>
-      </w:r>
-      <w:proofErr w:type="spellEnd"/>
-      <w:r>
-        <w:rPr>
-          <w:rFonts w:ascii="Times New Roman" w:hAnsi="Times New Roman" w:cs="Times New Roman"/>
-          <w:sz w:val="28"/>
-          <w:szCs w:val="28"/>
-        </w:rPr>
-        <w:t>;     // указатель на следующий узел</w:t>
+      <w:r>
+        <w:rPr>
+          <w:rFonts w:ascii="Times New Roman" w:hAnsi="Times New Roman" w:cs="Times New Roman"/>
+          <w:sz w:val="28"/>
+          <w:szCs w:val="28"/>
+        </w:rPr>
+        <w:t>DNode&lt;T&gt;* next;     // указатель на следующий узел</w:t>
       </w:r>
     </w:p>
     <w:p>
@@ -3790,7 +3460,6 @@
         </w:rPr>
         <w:t xml:space="preserve">    </w:t>
       </w:r>
-      <w:proofErr w:type="spellStart"/>
       <w:r>
         <w:rPr>
           <w:rFonts w:ascii="Times New Roman" w:hAnsi="Times New Roman" w:cs="Times New Roman"/>
@@ -3798,77 +3467,7 @@
           <w:szCs w:val="28"/>
           <w:lang w:val="en-US"/>
         </w:rPr>
-        <w:t>DNode</w:t>
-      </w:r>
-      <w:proofErr w:type="spellEnd"/>
-      <w:r>
-        <w:rPr>
-          <w:rFonts w:ascii="Times New Roman" w:hAnsi="Times New Roman" w:cs="Times New Roman"/>
-          <w:sz w:val="28"/>
-          <w:szCs w:val="28"/>
-          <w:lang w:val="en-US"/>
-        </w:rPr>
-        <w:t xml:space="preserve">(const T&amp; value) : data(value), </w:t>
-      </w:r>
-      <w:proofErr w:type="spellStart"/>
-      <w:r>
-        <w:rPr>
-          <w:rFonts w:ascii="Times New Roman" w:hAnsi="Times New Roman" w:cs="Times New Roman"/>
-          <w:sz w:val="28"/>
-          <w:szCs w:val="28"/>
-          <w:lang w:val="en-US"/>
-        </w:rPr>
-        <w:t>prev</w:t>
-      </w:r>
-      <w:proofErr w:type="spellEnd"/>
-      <w:r>
-        <w:rPr>
-          <w:rFonts w:ascii="Times New Roman" w:hAnsi="Times New Roman" w:cs="Times New Roman"/>
-          <w:sz w:val="28"/>
-          <w:szCs w:val="28"/>
-          <w:lang w:val="en-US"/>
-        </w:rPr>
-        <w:t>(</w:t>
-      </w:r>
-      <w:proofErr w:type="spellStart"/>
-      <w:r>
-        <w:rPr>
-          <w:rFonts w:ascii="Times New Roman" w:hAnsi="Times New Roman" w:cs="Times New Roman"/>
-          <w:sz w:val="28"/>
-          <w:szCs w:val="28"/>
-          <w:lang w:val="en-US"/>
-        </w:rPr>
-        <w:t>nullptr</w:t>
-      </w:r>
-      <w:proofErr w:type="spellEnd"/>
-      <w:r>
-        <w:rPr>
-          <w:rFonts w:ascii="Times New Roman" w:hAnsi="Times New Roman" w:cs="Times New Roman"/>
-          <w:sz w:val="28"/>
-          <w:szCs w:val="28"/>
-          <w:lang w:val="en-US"/>
-        </w:rPr>
-        <w:t>), next(</w:t>
-      </w:r>
-      <w:proofErr w:type="spellStart"/>
-      <w:r>
-        <w:rPr>
-          <w:rFonts w:ascii="Times New Roman" w:hAnsi="Times New Roman" w:cs="Times New Roman"/>
-          <w:sz w:val="28"/>
-          <w:szCs w:val="28"/>
-          <w:lang w:val="en-US"/>
-        </w:rPr>
-        <w:t>nullptr</w:t>
-      </w:r>
-      <w:proofErr w:type="spellEnd"/>
-      <w:r>
-        <w:rPr>
-          <w:rFonts w:ascii="Times New Roman" w:hAnsi="Times New Roman" w:cs="Times New Roman"/>
-          <w:sz w:val="28"/>
-          <w:szCs w:val="28"/>
-          <w:lang w:val="en-US"/>
-        </w:rPr>
-        <w:t>) {}</w:t>
+        <w:t>DNode(const T&amp; value) : data(value), prev(nullptr), next(nullptr) {}</w:t>
       </w:r>
     </w:p>
     <w:p>
@@ -3908,25 +3507,7 @@
           <w:sz w:val="28"/>
           <w:szCs w:val="28"/>
         </w:rPr>
-        <w:t xml:space="preserve">Разница: Есть </w:t>
-      </w:r>
-      <w:proofErr w:type="spellStart"/>
-      <w:r>
-        <w:rPr>
-          <w:rFonts w:ascii="Times New Roman" w:hAnsi="Times New Roman" w:cs="Times New Roman"/>
-          <w:sz w:val="28"/>
-          <w:szCs w:val="28"/>
-        </w:rPr>
-        <w:t>prev</w:t>
-      </w:r>
-      <w:proofErr w:type="spellEnd"/>
-      <w:r>
-        <w:rPr>
-          <w:rFonts w:ascii="Times New Roman" w:hAnsi="Times New Roman" w:cs="Times New Roman"/>
-          <w:sz w:val="28"/>
-          <w:szCs w:val="28"/>
-        </w:rPr>
-        <w:t xml:space="preserve"> </w:t>
+        <w:t xml:space="preserve">Разница: Есть prev </w:t>
       </w:r>
       <w:r>
         <w:rPr>
@@ -3974,7 +3555,6 @@
           <w:szCs w:val="28"/>
         </w:rPr>
       </w:pPr>
-      <w:proofErr w:type="spellStart"/>
       <w:r>
         <w:rPr>
           <w:rFonts w:ascii="Times New Roman" w:hAnsi="Times New Roman" w:cs="Times New Roman"/>
@@ -3983,18 +3563,7 @@
           <w:sz w:val="28"/>
           <w:szCs w:val="28"/>
         </w:rPr>
-        <w:t>Head</w:t>
-      </w:r>
-      <w:proofErr w:type="spellEnd"/>
-      <w:r>
-        <w:rPr>
-          <w:rFonts w:ascii="Times New Roman" w:hAnsi="Times New Roman" w:cs="Times New Roman"/>
-          <w:b/>
-          <w:bCs/>
-          <w:sz w:val="28"/>
-          <w:szCs w:val="28"/>
-        </w:rPr>
-        <w:t xml:space="preserve"> (голова)</w:t>
+        <w:t>Head (голова)</w:t>
       </w:r>
     </w:p>
     <w:p>
@@ -4014,25 +3583,7 @@
           <w:sz w:val="28"/>
           <w:szCs w:val="28"/>
         </w:rPr>
-        <w:t xml:space="preserve">Определение: </w:t>
-      </w:r>
-      <w:proofErr w:type="spellStart"/>
-      <w:r>
-        <w:rPr>
-          <w:rFonts w:ascii="Times New Roman" w:hAnsi="Times New Roman" w:cs="Times New Roman"/>
-          <w:sz w:val="28"/>
-          <w:szCs w:val="28"/>
-        </w:rPr>
-        <w:t>head</w:t>
-      </w:r>
-      <w:proofErr w:type="spellEnd"/>
-      <w:r>
-        <w:rPr>
-          <w:rFonts w:ascii="Times New Roman" w:hAnsi="Times New Roman" w:cs="Times New Roman"/>
-          <w:sz w:val="28"/>
-          <w:szCs w:val="28"/>
-        </w:rPr>
-        <w:t xml:space="preserve"> </w:t>
+        <w:t xml:space="preserve">Определение: head </w:t>
       </w:r>
       <w:r>
         <w:rPr>
@@ -4080,43 +3631,7 @@
           <w:sz w:val="28"/>
           <w:szCs w:val="28"/>
         </w:rPr>
-        <w:t xml:space="preserve">Если </w:t>
-      </w:r>
-      <w:proofErr w:type="spellStart"/>
-      <w:r>
-        <w:rPr>
-          <w:rFonts w:ascii="Times New Roman" w:hAnsi="Times New Roman" w:cs="Times New Roman"/>
-          <w:sz w:val="28"/>
-          <w:szCs w:val="28"/>
-        </w:rPr>
-        <w:t>head</w:t>
-      </w:r>
-      <w:proofErr w:type="spellEnd"/>
-      <w:r>
-        <w:rPr>
-          <w:rFonts w:ascii="Times New Roman" w:hAnsi="Times New Roman" w:cs="Times New Roman"/>
-          <w:sz w:val="28"/>
-          <w:szCs w:val="28"/>
-        </w:rPr>
-        <w:t xml:space="preserve"> == </w:t>
-      </w:r>
-      <w:proofErr w:type="spellStart"/>
-      <w:r>
-        <w:rPr>
-          <w:rFonts w:ascii="Times New Roman" w:hAnsi="Times New Roman" w:cs="Times New Roman"/>
-          <w:sz w:val="28"/>
-          <w:szCs w:val="28"/>
-        </w:rPr>
-        <w:t>nullptr</w:t>
-      </w:r>
-      <w:proofErr w:type="spellEnd"/>
-      <w:r>
-        <w:rPr>
-          <w:rFonts w:ascii="Times New Roman" w:hAnsi="Times New Roman" w:cs="Times New Roman"/>
-          <w:sz w:val="28"/>
-          <w:szCs w:val="28"/>
-        </w:rPr>
-        <w:t xml:space="preserve"> </w:t>
+        <w:t xml:space="preserve">Если head == nullptr </w:t>
       </w:r>
       <w:r>
         <w:rPr>
@@ -4148,7 +3663,6 @@
           <w:szCs w:val="28"/>
         </w:rPr>
       </w:pPr>
-      <w:proofErr w:type="spellStart"/>
       <w:r>
         <w:rPr>
           <w:rFonts w:ascii="Times New Roman" w:hAnsi="Times New Roman" w:cs="Times New Roman"/>
@@ -4157,18 +3671,7 @@
           <w:sz w:val="28"/>
           <w:szCs w:val="28"/>
         </w:rPr>
-        <w:t>Tail</w:t>
-      </w:r>
-      <w:proofErr w:type="spellEnd"/>
-      <w:r>
-        <w:rPr>
-          <w:rFonts w:ascii="Times New Roman" w:hAnsi="Times New Roman" w:cs="Times New Roman"/>
-          <w:b/>
-          <w:bCs/>
-          <w:sz w:val="28"/>
-          <w:szCs w:val="28"/>
-        </w:rPr>
-        <w:t xml:space="preserve"> (хвост)</w:t>
+        <w:t>Tail (хвост)</w:t>
       </w:r>
       <w:r>
         <w:rPr>
@@ -4363,41 +3866,80 @@
         </w:rPr>
         <w:t xml:space="preserve"> </w:t>
       </w:r>
-      <w:proofErr w:type="spellStart"/>
-      <w:r>
-        <w:rPr>
-          <w:rFonts w:ascii="Times New Roman" w:hAnsi="Times New Roman" w:cs="Times New Roman"/>
-          <w:sz w:val="28"/>
-          <w:szCs w:val="28"/>
-        </w:rPr>
-        <w:t>Git</w:t>
-      </w:r>
-      <w:proofErr w:type="spellEnd"/>
-      <w:r>
-        <w:rPr>
-          <w:rFonts w:ascii="Times New Roman" w:hAnsi="Times New Roman" w:cs="Times New Roman"/>
-          <w:sz w:val="28"/>
-          <w:szCs w:val="28"/>
-        </w:rPr>
-        <w:t>-репозиторий:</w:t>
-      </w:r>
-      <w:r>
-        <w:rPr>
-          <w:rFonts w:ascii="Times New Roman" w:hAnsi="Times New Roman" w:cs="Times New Roman"/>
-          <w:sz w:val="28"/>
-          <w:szCs w:val="28"/>
-        </w:rPr>
-        <w:t xml:space="preserve"> </w:t>
-      </w:r>
-      <w:r>
-        <w:rPr>
-          <w:rFonts w:ascii="Times New Roman" w:hAnsi="Times New Roman" w:cs="Times New Roman"/>
-          <w:sz w:val="28"/>
-          <w:szCs w:val="28"/>
-        </w:rPr>
-        <w:t>https://github.com/serafima2007k-code/algorithms</w:t>
+      <w:r>
+        <w:rPr>
+          <w:rFonts w:ascii="Times New Roman" w:hAnsi="Times New Roman" w:cs="Times New Roman"/>
+          <w:sz w:val="28"/>
+          <w:szCs w:val="28"/>
+        </w:rPr>
+        <w:t>Git-репозиторий:</w:t>
+      </w:r>
+      <w:r>
+        <w:rPr>
+          <w:rFonts w:ascii="Times New Roman" w:hAnsi="Times New Roman" w:cs="Times New Roman"/>
+          <w:sz w:val="28"/>
+          <w:szCs w:val="28"/>
+        </w:rPr>
+        <w:t xml:space="preserve"> </w:t>
       </w:r>
       <w:bookmarkEnd w:id="1"/>
+      <w:r>
+        <w:rPr>
+          <w:rFonts w:ascii="Times New Roman" w:hAnsi="Times New Roman" w:cs="Times New Roman"/>
+          <w:sz w:val="28"/>
+          <w:szCs w:val="28"/>
+        </w:rPr>
+        <w:fldChar w:fldCharType="begin"/>
+      </w:r>
+      <w:r>
+        <w:rPr>
+          <w:rFonts w:ascii="Times New Roman" w:hAnsi="Times New Roman" w:cs="Times New Roman"/>
+          <w:sz w:val="28"/>
+          <w:szCs w:val="28"/>
+        </w:rPr>
+        <w:instrText xml:space="preserve"> HYPERLINK "</w:instrText>
+      </w:r>
+      <w:r>
+        <w:rPr>
+          <w:rFonts w:ascii="Times New Roman" w:hAnsi="Times New Roman" w:cs="Times New Roman"/>
+          <w:sz w:val="28"/>
+          <w:szCs w:val="28"/>
+        </w:rPr>
+        <w:instrText>https://github.com/serafima2007k-code/algoritms.git</w:instrText>
+      </w:r>
+      <w:r>
+        <w:rPr>
+          <w:rFonts w:ascii="Times New Roman" w:hAnsi="Times New Roman" w:cs="Times New Roman"/>
+          <w:sz w:val="28"/>
+          <w:szCs w:val="28"/>
+        </w:rPr>
+        <w:instrText xml:space="preserve">" </w:instrText>
+      </w:r>
+      <w:r>
+        <w:rPr>
+          <w:rFonts w:ascii="Times New Roman" w:hAnsi="Times New Roman" w:cs="Times New Roman"/>
+          <w:sz w:val="28"/>
+          <w:szCs w:val="28"/>
+        </w:rPr>
+        <w:fldChar w:fldCharType="separate"/>
+      </w:r>
+      <w:r>
+        <w:rPr>
+          <w:rStyle w:val="a4"/>
+          <w:rFonts w:ascii="Times New Roman" w:hAnsi="Times New Roman" w:cs="Times New Roman"/>
+          <w:sz w:val="28"/>
+          <w:szCs w:val="28"/>
+        </w:rPr>
+        <w:t>https://github.com/serafima2007k-code/algoritms.git</w:t>
+      </w:r>
+      <w:r>
+        <w:rPr>
+          <w:rFonts w:ascii="Times New Roman" w:hAnsi="Times New Roman" w:cs="Times New Roman"/>
+          <w:sz w:val="28"/>
+          <w:szCs w:val="28"/>
+        </w:rPr>
+        <w:fldChar w:fldCharType="end"/>
+      </w:r>
     </w:p>
     <w:p>
       <w:pPr>
@@ -4485,56 +4027,8 @@
           <w:sz w:val="28"/>
           <w:szCs w:val="28"/>
         </w:rPr>
-        <w:t xml:space="preserve">Дополнительная функциональность – Метод </w:t>
-      </w:r>
-      <w:proofErr w:type="spellStart"/>
-      <w:r>
-        <w:rPr>
-          <w:rFonts w:ascii="Times New Roman" w:hAnsi="Times New Roman" w:cs="Times New Roman"/>
-          <w:sz w:val="28"/>
-          <w:szCs w:val="28"/>
-        </w:rPr>
-        <w:t>toVector</w:t>
-      </w:r>
-      <w:proofErr w:type="spellEnd"/>
-      <w:r>
-        <w:rPr>
-          <w:rFonts w:ascii="Times New Roman" w:hAnsi="Times New Roman" w:cs="Times New Roman"/>
-          <w:sz w:val="28"/>
-          <w:szCs w:val="28"/>
-        </w:rPr>
-        <w:t xml:space="preserve">() - преобразование в </w:t>
-      </w:r>
-      <w:proofErr w:type="spellStart"/>
-      <w:proofErr w:type="gramStart"/>
-      <w:r>
-        <w:rPr>
-          <w:rFonts w:ascii="Times New Roman" w:hAnsi="Times New Roman" w:cs="Times New Roman"/>
-          <w:sz w:val="28"/>
-          <w:szCs w:val="28"/>
-        </w:rPr>
-        <w:t>std</w:t>
-      </w:r>
-      <w:proofErr w:type="spellEnd"/>
-      <w:r>
-        <w:rPr>
-          <w:rFonts w:ascii="Times New Roman" w:hAnsi="Times New Roman" w:cs="Times New Roman"/>
-          <w:sz w:val="28"/>
-          <w:szCs w:val="28"/>
-        </w:rPr>
-        <w:t>::</w:t>
-      </w:r>
-      <w:proofErr w:type="spellStart"/>
-      <w:proofErr w:type="gramEnd"/>
-      <w:r>
-        <w:rPr>
-          <w:rFonts w:ascii="Times New Roman" w:hAnsi="Times New Roman" w:cs="Times New Roman"/>
-          <w:sz w:val="28"/>
-          <w:szCs w:val="28"/>
-        </w:rPr>
-        <w:t>vector</w:t>
-      </w:r>
-      <w:proofErr w:type="spellEnd"/>
+        <w:t>Дополнительная функциональность – Метод toVector() - преобразование в std::vector</w:t>
+      </w:r>
     </w:p>
     <w:p>
       <w:pPr>
@@ -5407,79 +4901,7 @@
                 <w:sz w:val="28"/>
                 <w:szCs w:val="28"/>
               </w:rPr>
-              <w:t>Просто обнуляем поля: </w:t>
-            </w:r>
-            <w:proofErr w:type="spellStart"/>
-            <w:r>
-              <w:rPr>
-                <w:rFonts w:ascii="Times New Roman" w:hAnsi="Times New Roman" w:cs="Times New Roman"/>
-                <w:sz w:val="28"/>
-                <w:szCs w:val="28"/>
-              </w:rPr>
-              <w:t>head</w:t>
-            </w:r>
-            <w:proofErr w:type="spellEnd"/>
-            <w:r>
-              <w:rPr>
-                <w:rFonts w:ascii="Times New Roman" w:hAnsi="Times New Roman" w:cs="Times New Roman"/>
-                <w:sz w:val="28"/>
-                <w:szCs w:val="28"/>
-              </w:rPr>
-              <w:t xml:space="preserve"> = </w:t>
-            </w:r>
-            <w:proofErr w:type="spellStart"/>
-            <w:r>
-              <w:rPr>
-                <w:rFonts w:ascii="Times New Roman" w:hAnsi="Times New Roman" w:cs="Times New Roman"/>
-                <w:sz w:val="28"/>
-                <w:szCs w:val="28"/>
-              </w:rPr>
-              <w:t>tail</w:t>
-            </w:r>
-            <w:proofErr w:type="spellEnd"/>
-            <w:r>
-              <w:rPr>
-                <w:rFonts w:ascii="Times New Roman" w:hAnsi="Times New Roman" w:cs="Times New Roman"/>
-                <w:sz w:val="28"/>
-                <w:szCs w:val="28"/>
-              </w:rPr>
-              <w:t xml:space="preserve"> = </w:t>
-            </w:r>
-            <w:proofErr w:type="spellStart"/>
-            <w:r>
-              <w:rPr>
-                <w:rFonts w:ascii="Times New Roman" w:hAnsi="Times New Roman" w:cs="Times New Roman"/>
-                <w:sz w:val="28"/>
-                <w:szCs w:val="28"/>
-              </w:rPr>
-              <w:t>nullptr</w:t>
-            </w:r>
-            <w:proofErr w:type="spellEnd"/>
-            <w:r>
-              <w:rPr>
-                <w:rFonts w:ascii="Times New Roman" w:hAnsi="Times New Roman" w:cs="Times New Roman"/>
-                <w:sz w:val="28"/>
-                <w:szCs w:val="28"/>
-              </w:rPr>
-              <w:t>, </w:t>
-            </w:r>
-            <w:proofErr w:type="spellStart"/>
-            <w:r>
-              <w:rPr>
-                <w:rFonts w:ascii="Times New Roman" w:hAnsi="Times New Roman" w:cs="Times New Roman"/>
-                <w:sz w:val="28"/>
-                <w:szCs w:val="28"/>
-              </w:rPr>
-              <w:t>count</w:t>
-            </w:r>
-            <w:proofErr w:type="spellEnd"/>
-            <w:r>
-              <w:rPr>
-                <w:rFonts w:ascii="Times New Roman" w:hAnsi="Times New Roman" w:cs="Times New Roman"/>
-                <w:sz w:val="28"/>
-                <w:szCs w:val="28"/>
-              </w:rPr>
-              <w:t xml:space="preserve"> = 0</w:t>
+              <w:t>Просто обнуляем поля: head = tail = nullptr, count = 0</w:t>
             </w:r>
           </w:p>
         </w:tc>
@@ -5556,25 +4978,7 @@
                 <w:sz w:val="28"/>
                 <w:szCs w:val="28"/>
               </w:rPr>
-              <w:t>Вызывает </w:t>
-            </w:r>
-            <w:proofErr w:type="spellStart"/>
-            <w:r>
-              <w:rPr>
-                <w:rFonts w:ascii="Times New Roman" w:hAnsi="Times New Roman" w:cs="Times New Roman"/>
-                <w:sz w:val="28"/>
-                <w:szCs w:val="28"/>
-              </w:rPr>
-              <w:t>clear</w:t>
-            </w:r>
-            <w:proofErr w:type="spellEnd"/>
-            <w:r>
-              <w:rPr>
-                <w:rFonts w:ascii="Times New Roman" w:hAnsi="Times New Roman" w:cs="Times New Roman"/>
-                <w:sz w:val="28"/>
-                <w:szCs w:val="28"/>
-              </w:rPr>
-              <w:t>(), который удаляет все узлы</w:t>
+              <w:t>Вызывает clear(), который удаляет все узлы</w:t>
             </w:r>
           </w:p>
         </w:tc>
@@ -5595,7 +4999,6 @@
                 <w:szCs w:val="28"/>
               </w:rPr>
             </w:pPr>
-            <w:proofErr w:type="spellStart"/>
             <w:r>
               <w:rPr>
                 <w:rFonts w:ascii="Times New Roman" w:hAnsi="Times New Roman" w:cs="Times New Roman"/>
@@ -5604,7 +5007,6 @@
               </w:rPr>
               <w:t>push_back</w:t>
             </w:r>
-            <w:proofErr w:type="spellEnd"/>
           </w:p>
         </w:tc>
         <w:tc>
@@ -5653,25 +5055,7 @@
                 <w:sz w:val="28"/>
                 <w:szCs w:val="28"/>
               </w:rPr>
-              <w:t>Благодаря </w:t>
-            </w:r>
-            <w:proofErr w:type="spellStart"/>
-            <w:r>
-              <w:rPr>
-                <w:rFonts w:ascii="Times New Roman" w:hAnsi="Times New Roman" w:cs="Times New Roman"/>
-                <w:sz w:val="28"/>
-                <w:szCs w:val="28"/>
-              </w:rPr>
-              <w:t>tail</w:t>
-            </w:r>
-            <w:proofErr w:type="spellEnd"/>
-            <w:r>
-              <w:rPr>
-                <w:rFonts w:ascii="Times New Roman" w:hAnsi="Times New Roman" w:cs="Times New Roman"/>
-                <w:sz w:val="28"/>
-                <w:szCs w:val="28"/>
-              </w:rPr>
-              <w:t> — добавляем в конец за одно действие</w:t>
+              <w:t>Благодаря tail — добавляем в конец за одно действие</w:t>
             </w:r>
           </w:p>
         </w:tc>
@@ -5692,7 +5076,6 @@
                 <w:szCs w:val="28"/>
               </w:rPr>
             </w:pPr>
-            <w:proofErr w:type="spellStart"/>
             <w:r>
               <w:rPr>
                 <w:rFonts w:ascii="Times New Roman" w:hAnsi="Times New Roman" w:cs="Times New Roman"/>
@@ -5702,7 +5085,6 @@
               <w:lastRenderedPageBreak/>
               <w:t>push_front</w:t>
             </w:r>
-            <w:proofErr w:type="spellEnd"/>
           </w:p>
         </w:tc>
         <w:tc>
@@ -5751,25 +5133,7 @@
                 <w:sz w:val="28"/>
                 <w:szCs w:val="28"/>
               </w:rPr>
-              <w:t>Добавляем в начало: переставляем </w:t>
-            </w:r>
-            <w:proofErr w:type="spellStart"/>
-            <w:r>
-              <w:rPr>
-                <w:rFonts w:ascii="Times New Roman" w:hAnsi="Times New Roman" w:cs="Times New Roman"/>
-                <w:sz w:val="28"/>
-                <w:szCs w:val="28"/>
-              </w:rPr>
-              <w:t>head</w:t>
-            </w:r>
-            <w:proofErr w:type="spellEnd"/>
-            <w:r>
-              <w:rPr>
-                <w:rFonts w:ascii="Times New Roman" w:hAnsi="Times New Roman" w:cs="Times New Roman"/>
-                <w:sz w:val="28"/>
-                <w:szCs w:val="28"/>
-              </w:rPr>
-              <w:t> за одно действие</w:t>
+              <w:t>Добавляем в начало: переставляем head за одно действие</w:t>
             </w:r>
           </w:p>
         </w:tc>
@@ -5790,7 +5154,6 @@
                 <w:szCs w:val="28"/>
               </w:rPr>
             </w:pPr>
-            <w:proofErr w:type="spellStart"/>
             <w:r>
               <w:rPr>
                 <w:rFonts w:ascii="Times New Roman" w:hAnsi="Times New Roman" w:cs="Times New Roman"/>
@@ -5799,7 +5162,6 @@
               </w:rPr>
               <w:t>print</w:t>
             </w:r>
-            <w:proofErr w:type="spellEnd"/>
           </w:p>
         </w:tc>
         <w:tc>
@@ -5848,36 +5210,8 @@
                 <w:sz w:val="28"/>
                 <w:szCs w:val="28"/>
               </w:rPr>
-              <w:t>Проходим по всем n узлам от </w:t>
+              <w:t>Проходим по всем n узлам от head до конц</w:t>
             </w:r>
-            <w:proofErr w:type="spellStart"/>
-            <w:r>
-              <w:rPr>
-                <w:rFonts w:ascii="Times New Roman" w:hAnsi="Times New Roman" w:cs="Times New Roman"/>
-                <w:sz w:val="28"/>
-                <w:szCs w:val="28"/>
-              </w:rPr>
-              <w:t>head</w:t>
-            </w:r>
-            <w:proofErr w:type="spellEnd"/>
-            <w:r>
-              <w:rPr>
-                <w:rFonts w:ascii="Times New Roman" w:hAnsi="Times New Roman" w:cs="Times New Roman"/>
-                <w:sz w:val="28"/>
-                <w:szCs w:val="28"/>
-              </w:rPr>
-              <w:t xml:space="preserve"> до </w:t>
-            </w:r>
-            <w:proofErr w:type="spellStart"/>
-            <w:r>
-              <w:rPr>
-                <w:rFonts w:ascii="Times New Roman" w:hAnsi="Times New Roman" w:cs="Times New Roman"/>
-                <w:sz w:val="28"/>
-                <w:szCs w:val="28"/>
-              </w:rPr>
-              <w:t>конц</w:t>
-            </w:r>
-            <w:proofErr w:type="spellEnd"/>
           </w:p>
         </w:tc>
       </w:tr>
@@ -5897,7 +5231,6 @@
                 <w:szCs w:val="28"/>
               </w:rPr>
             </w:pPr>
-            <w:proofErr w:type="spellStart"/>
             <w:r>
               <w:rPr>
                 <w:rFonts w:ascii="Times New Roman" w:hAnsi="Times New Roman" w:cs="Times New Roman"/>
@@ -5906,7 +5239,6 @@
               </w:rPr>
               <w:t>toVector</w:t>
             </w:r>
-            <w:proofErr w:type="spellEnd"/>
           </w:p>
         </w:tc>
         <w:tc>
@@ -5976,7 +5308,6 @@
                 <w:szCs w:val="28"/>
               </w:rPr>
             </w:pPr>
-            <w:proofErr w:type="spellStart"/>
             <w:r>
               <w:rPr>
                 <w:rFonts w:ascii="Times New Roman" w:hAnsi="Times New Roman" w:cs="Times New Roman"/>
@@ -5985,7 +5316,6 @@
               </w:rPr>
               <w:t>size</w:t>
             </w:r>
-            <w:proofErr w:type="spellEnd"/>
           </w:p>
         </w:tc>
         <w:tc>
@@ -6034,18 +5364,8 @@
                 <w:sz w:val="28"/>
                 <w:szCs w:val="28"/>
               </w:rPr>
-              <w:t>Возвращаем готовое поле </w:t>
+              <w:t>Возвращаем готовое поле count</w:t>
             </w:r>
-            <w:proofErr w:type="spellStart"/>
-            <w:r>
-              <w:rPr>
-                <w:rFonts w:ascii="Times New Roman" w:hAnsi="Times New Roman" w:cs="Times New Roman"/>
-                <w:sz w:val="28"/>
-                <w:szCs w:val="28"/>
-              </w:rPr>
-              <w:t>count</w:t>
-            </w:r>
-            <w:proofErr w:type="spellEnd"/>
           </w:p>
         </w:tc>
       </w:tr>
@@ -6065,7 +5385,6 @@
                 <w:szCs w:val="28"/>
               </w:rPr>
             </w:pPr>
-            <w:proofErr w:type="spellStart"/>
             <w:r>
               <w:rPr>
                 <w:rFonts w:ascii="Times New Roman" w:hAnsi="Times New Roman" w:cs="Times New Roman"/>
@@ -6074,7 +5393,6 @@
               </w:rPr>
               <w:t>empty</w:t>
             </w:r>
-            <w:proofErr w:type="spellEnd"/>
           </w:p>
         </w:tc>
         <w:tc>
@@ -6123,36 +5441,8 @@
                 <w:sz w:val="28"/>
                 <w:szCs w:val="28"/>
               </w:rPr>
-              <w:t>Сравнение </w:t>
+              <w:t>Сравнение head == nullptr</w:t>
             </w:r>
-            <w:proofErr w:type="spellStart"/>
-            <w:r>
-              <w:rPr>
-                <w:rFonts w:ascii="Times New Roman" w:hAnsi="Times New Roman" w:cs="Times New Roman"/>
-                <w:sz w:val="28"/>
-                <w:szCs w:val="28"/>
-              </w:rPr>
-              <w:t>head</w:t>
-            </w:r>
-            <w:proofErr w:type="spellEnd"/>
-            <w:r>
-              <w:rPr>
-                <w:rFonts w:ascii="Times New Roman" w:hAnsi="Times New Roman" w:cs="Times New Roman"/>
-                <w:sz w:val="28"/>
-                <w:szCs w:val="28"/>
-              </w:rPr>
-              <w:t xml:space="preserve"> == </w:t>
-            </w:r>
-            <w:proofErr w:type="spellStart"/>
-            <w:r>
-              <w:rPr>
-                <w:rFonts w:ascii="Times New Roman" w:hAnsi="Times New Roman" w:cs="Times New Roman"/>
-                <w:sz w:val="28"/>
-                <w:szCs w:val="28"/>
-              </w:rPr>
-              <w:t>nullptr</w:t>
-            </w:r>
-            <w:proofErr w:type="spellEnd"/>
           </w:p>
         </w:tc>
       </w:tr>
@@ -6172,7 +5462,6 @@
                 <w:szCs w:val="28"/>
               </w:rPr>
             </w:pPr>
-            <w:proofErr w:type="spellStart"/>
             <w:r>
               <w:rPr>
                 <w:rFonts w:ascii="Times New Roman" w:hAnsi="Times New Roman" w:cs="Times New Roman"/>
@@ -6181,7 +5470,6 @@
               </w:rPr>
               <w:t>clear</w:t>
             </w:r>
-            <w:proofErr w:type="spellEnd"/>
           </w:p>
         </w:tc>
         <w:tc>
@@ -6704,34 +5992,16 @@
           <w:szCs w:val="28"/>
         </w:rPr>
         <w:br/>
-      </w:r>
-      <w:proofErr w:type="spellStart"/>
-      <w:r>
-        <w:rPr>
-          <w:rFonts w:ascii="Times New Roman" w:hAnsi="Times New Roman" w:cs="Times New Roman"/>
-          <w:sz w:val="28"/>
-          <w:szCs w:val="28"/>
-        </w:rPr>
-        <w:t>push_front</w:t>
-      </w:r>
-      <w:proofErr w:type="spellEnd"/>
-      <w:r>
-        <w:rPr>
-          <w:rFonts w:ascii="Times New Roman" w:hAnsi="Times New Roman" w:cs="Times New Roman"/>
-          <w:sz w:val="28"/>
-          <w:szCs w:val="28"/>
-        </w:rPr>
-        <w:t>,</w:t>
-      </w:r>
-      <w:r>
-        <w:rPr>
-          <w:rFonts w:ascii="Times New Roman" w:hAnsi="Times New Roman" w:cs="Times New Roman"/>
-          <w:sz w:val="28"/>
-          <w:szCs w:val="28"/>
-        </w:rPr>
-        <w:t xml:space="preserve"> </w:t>
-      </w:r>
-      <w:proofErr w:type="spellStart"/>
+        <w:t>push_front,</w:t>
+      </w:r>
+      <w:r>
+        <w:rPr>
+          <w:rFonts w:ascii="Times New Roman" w:hAnsi="Times New Roman" w:cs="Times New Roman"/>
+          <w:sz w:val="28"/>
+          <w:szCs w:val="28"/>
+        </w:rPr>
+        <w:t xml:space="preserve"> </w:t>
+      </w:r>
       <w:r>
         <w:rPr>
           <w:rFonts w:ascii="Times New Roman" w:hAnsi="Times New Roman" w:cs="Times New Roman"/>
@@ -6740,7 +6010,6 @@
         </w:rPr>
         <w:t>pop_front</w:t>
       </w:r>
-      <w:proofErr w:type="spellEnd"/>
       <w:r>
         <w:rPr>
           <w:rFonts w:ascii="Times New Roman" w:hAnsi="Times New Roman" w:cs="Times New Roman"/>
@@ -6781,33 +6050,22 @@
         </w:rPr>
         <w:t xml:space="preserve"> </w:t>
       </w:r>
-      <w:proofErr w:type="spellStart"/>
-      <w:r>
-        <w:rPr>
-          <w:rFonts w:ascii="Times New Roman" w:hAnsi="Times New Roman" w:cs="Times New Roman"/>
-          <w:sz w:val="28"/>
-          <w:szCs w:val="28"/>
-        </w:rPr>
-        <w:t>head</w:t>
-      </w:r>
-      <w:proofErr w:type="spellEnd"/>
-      <w:r>
-        <w:rPr>
-          <w:rFonts w:ascii="Times New Roman" w:hAnsi="Times New Roman" w:cs="Times New Roman"/>
-          <w:sz w:val="28"/>
-          <w:szCs w:val="28"/>
-        </w:rPr>
-        <w:t>),</w:t>
-      </w:r>
-      <w:r>
-        <w:rPr>
-          <w:rFonts w:ascii="Times New Roman" w:hAnsi="Times New Roman" w:cs="Times New Roman"/>
-          <w:sz w:val="28"/>
-          <w:szCs w:val="28"/>
-        </w:rPr>
-        <w:t xml:space="preserve"> </w:t>
-      </w:r>
-      <w:proofErr w:type="spellStart"/>
+      <w:r>
+        <w:rPr>
+          <w:rFonts w:ascii="Times New Roman" w:hAnsi="Times New Roman" w:cs="Times New Roman"/>
+          <w:sz w:val="28"/>
+          <w:szCs w:val="28"/>
+        </w:rPr>
+        <w:t>head),</w:t>
+      </w:r>
+      <w:r>
+        <w:rPr>
+          <w:rFonts w:ascii="Times New Roman" w:hAnsi="Times New Roman" w:cs="Times New Roman"/>
+          <w:sz w:val="28"/>
+          <w:szCs w:val="28"/>
+        </w:rPr>
+        <w:t xml:space="preserve"> </w:t>
+      </w:r>
       <w:r>
         <w:rPr>
           <w:rFonts w:ascii="Times New Roman" w:hAnsi="Times New Roman" w:cs="Times New Roman"/>
@@ -6816,7 +6074,6 @@
         </w:rPr>
         <w:t>push_back</w:t>
       </w:r>
-      <w:proofErr w:type="spellEnd"/>
       <w:r>
         <w:rPr>
           <w:rFonts w:ascii="Times New Roman" w:hAnsi="Times New Roman" w:cs="Times New Roman"/>
@@ -6857,23 +6114,13 @@
         </w:rPr>
         <w:t xml:space="preserve"> </w:t>
       </w:r>
-      <w:proofErr w:type="spellStart"/>
-      <w:r>
-        <w:rPr>
-          <w:rFonts w:ascii="Times New Roman" w:hAnsi="Times New Roman" w:cs="Times New Roman"/>
-          <w:sz w:val="28"/>
-          <w:szCs w:val="28"/>
-        </w:rPr>
-        <w:t>tail</w:t>
-      </w:r>
-      <w:proofErr w:type="spellEnd"/>
-      <w:r>
-        <w:rPr>
-          <w:rFonts w:ascii="Times New Roman" w:hAnsi="Times New Roman" w:cs="Times New Roman"/>
-          <w:sz w:val="28"/>
-          <w:szCs w:val="28"/>
-        </w:rPr>
-        <w:t>).</w:t>
+      <w:r>
+        <w:rPr>
+          <w:rFonts w:ascii="Times New Roman" w:hAnsi="Times New Roman" w:cs="Times New Roman"/>
+          <w:sz w:val="28"/>
+          <w:szCs w:val="28"/>
+        </w:rPr>
+        <w:t>tail).</w:t>
       </w:r>
     </w:p>
     <w:p>
@@ -7276,23 +6523,13 @@
         </w:rPr>
         <w:t xml:space="preserve"> </w:t>
       </w:r>
-      <w:proofErr w:type="spellStart"/>
-      <w:r>
-        <w:rPr>
-          <w:rFonts w:ascii="Times New Roman" w:hAnsi="Times New Roman" w:cs="Times New Roman"/>
-          <w:sz w:val="28"/>
-          <w:szCs w:val="28"/>
-        </w:rPr>
-        <w:t>tail</w:t>
-      </w:r>
-      <w:proofErr w:type="spellEnd"/>
-      <w:r>
-        <w:rPr>
-          <w:rFonts w:ascii="Times New Roman" w:hAnsi="Times New Roman" w:cs="Times New Roman"/>
-          <w:sz w:val="28"/>
-          <w:szCs w:val="28"/>
-        </w:rPr>
-        <w:t>?</w:t>
+      <w:r>
+        <w:rPr>
+          <w:rFonts w:ascii="Times New Roman" w:hAnsi="Times New Roman" w:cs="Times New Roman"/>
+          <w:sz w:val="28"/>
+          <w:szCs w:val="28"/>
+        </w:rPr>
+        <w:t>tail?</w:t>
       </w:r>
       <w:r>
         <w:rPr>
@@ -7327,7 +6564,6 @@
         </w:rPr>
         <w:t xml:space="preserve"> </w:t>
       </w:r>
-      <w:proofErr w:type="spellStart"/>
       <w:r>
         <w:rPr>
           <w:rFonts w:ascii="Times New Roman" w:hAnsi="Times New Roman" w:cs="Times New Roman"/>
@@ -7336,7 +6572,6 @@
         </w:rPr>
         <w:t>push_back</w:t>
       </w:r>
-      <w:proofErr w:type="spellEnd"/>
       <w:r>
         <w:rPr>
           <w:rFonts w:ascii="Times New Roman" w:hAnsi="Times New Roman" w:cs="Times New Roman"/>
@@ -7506,7 +6741,6 @@
         </w:rPr>
         <w:t xml:space="preserve"> </w:t>
       </w:r>
-      <w:proofErr w:type="spellStart"/>
       <w:r>
         <w:rPr>
           <w:rFonts w:ascii="Times New Roman" w:hAnsi="Times New Roman" w:cs="Times New Roman"/>
@@ -7515,7 +6749,6 @@
         </w:rPr>
         <w:t>prev</w:t>
       </w:r>
-      <w:proofErr w:type="spellEnd"/>
       <w:r>
         <w:rPr>
           <w:rFonts w:ascii="Times New Roman" w:hAnsi="Times New Roman" w:cs="Times New Roman"/>
@@ -7771,60 +7004,32 @@
           <w:szCs w:val="28"/>
         </w:rPr>
         <w:br/>
-      </w:r>
-      <w:proofErr w:type="spellStart"/>
-      <w:r>
-        <w:rPr>
-          <w:rFonts w:ascii="Times New Roman" w:hAnsi="Times New Roman" w:cs="Times New Roman"/>
-          <w:sz w:val="28"/>
-          <w:szCs w:val="28"/>
-        </w:rPr>
-        <w:t>pop_back</w:t>
-      </w:r>
-      <w:proofErr w:type="spellEnd"/>
-      <w:r>
-        <w:rPr>
-          <w:rFonts w:ascii="Times New Roman" w:hAnsi="Times New Roman" w:cs="Times New Roman"/>
-          <w:sz w:val="28"/>
-          <w:szCs w:val="28"/>
-        </w:rPr>
-        <w:t>,</w:t>
-      </w:r>
-      <w:r>
-        <w:rPr>
-          <w:rFonts w:ascii="Times New Roman" w:hAnsi="Times New Roman" w:cs="Times New Roman"/>
-          <w:sz w:val="28"/>
-          <w:szCs w:val="28"/>
-        </w:rPr>
-        <w:t xml:space="preserve"> </w:t>
-      </w:r>
-      <w:proofErr w:type="spellStart"/>
-      <w:r>
-        <w:rPr>
-          <w:rFonts w:ascii="Times New Roman" w:hAnsi="Times New Roman" w:cs="Times New Roman"/>
-          <w:sz w:val="28"/>
-          <w:szCs w:val="28"/>
-        </w:rPr>
-        <w:t>erase</w:t>
-      </w:r>
-      <w:proofErr w:type="spellEnd"/>
-      <w:r>
-        <w:rPr>
-          <w:rFonts w:ascii="Times New Roman" w:hAnsi="Times New Roman" w:cs="Times New Roman"/>
-          <w:sz w:val="28"/>
-          <w:szCs w:val="28"/>
-        </w:rPr>
-        <w:t>,</w:t>
-      </w:r>
-      <w:r>
-        <w:rPr>
-          <w:rFonts w:ascii="Times New Roman" w:hAnsi="Times New Roman" w:cs="Times New Roman"/>
-          <w:sz w:val="28"/>
-          <w:szCs w:val="28"/>
-        </w:rPr>
-        <w:t xml:space="preserve"> </w:t>
-      </w:r>
-      <w:proofErr w:type="spellStart"/>
+        <w:t>pop_back,</w:t>
+      </w:r>
+      <w:r>
+        <w:rPr>
+          <w:rFonts w:ascii="Times New Roman" w:hAnsi="Times New Roman" w:cs="Times New Roman"/>
+          <w:sz w:val="28"/>
+          <w:szCs w:val="28"/>
+        </w:rPr>
+        <w:t xml:space="preserve"> </w:t>
+      </w:r>
+      <w:r>
+        <w:rPr>
+          <w:rFonts w:ascii="Times New Roman" w:hAnsi="Times New Roman" w:cs="Times New Roman"/>
+          <w:sz w:val="28"/>
+          <w:szCs w:val="28"/>
+        </w:rPr>
+        <w:t>erase,</w:t>
+      </w:r>
+      <w:r>
+        <w:rPr>
+          <w:rFonts w:ascii="Times New Roman" w:hAnsi="Times New Roman" w:cs="Times New Roman"/>
+          <w:sz w:val="28"/>
+          <w:szCs w:val="28"/>
+        </w:rPr>
+        <w:t xml:space="preserve"> </w:t>
+      </w:r>
       <w:r>
         <w:rPr>
           <w:rFonts w:ascii="Times New Roman" w:hAnsi="Times New Roman" w:cs="Times New Roman"/>
@@ -7833,7 +7038,6 @@
         </w:rPr>
         <w:t>insert_after</w:t>
       </w:r>
-      <w:proofErr w:type="spellEnd"/>
       <w:r>
         <w:rPr>
           <w:rFonts w:ascii="Times New Roman" w:hAnsi="Times New Roman" w:cs="Times New Roman"/>
@@ -7930,7 +7134,6 @@
         </w:rPr>
         <w:t xml:space="preserve"> </w:t>
       </w:r>
-      <w:proofErr w:type="spellStart"/>
       <w:r>
         <w:rPr>
           <w:rFonts w:ascii="Times New Roman" w:hAnsi="Times New Roman" w:cs="Times New Roman"/>
@@ -7939,7 +7142,6 @@
         </w:rPr>
         <w:t>head</w:t>
       </w:r>
-      <w:proofErr w:type="spellEnd"/>
       <w:r>
         <w:rPr>
           <w:rFonts w:ascii="Times New Roman" w:hAnsi="Times New Roman" w:cs="Times New Roman"/>
@@ -7964,23 +7166,13 @@
         </w:rPr>
         <w:t xml:space="preserve"> </w:t>
       </w:r>
-      <w:proofErr w:type="spellStart"/>
-      <w:r>
-        <w:rPr>
-          <w:rFonts w:ascii="Times New Roman" w:hAnsi="Times New Roman" w:cs="Times New Roman"/>
-          <w:sz w:val="28"/>
-          <w:szCs w:val="28"/>
-        </w:rPr>
-        <w:t>tail</w:t>
-      </w:r>
-      <w:proofErr w:type="spellEnd"/>
-      <w:r>
-        <w:rPr>
-          <w:rFonts w:ascii="Times New Roman" w:hAnsi="Times New Roman" w:cs="Times New Roman"/>
-          <w:sz w:val="28"/>
-          <w:szCs w:val="28"/>
-        </w:rPr>
-        <w:t>?</w:t>
+      <w:r>
+        <w:rPr>
+          <w:rFonts w:ascii="Times New Roman" w:hAnsi="Times New Roman" w:cs="Times New Roman"/>
+          <w:sz w:val="28"/>
+          <w:szCs w:val="28"/>
+        </w:rPr>
+        <w:t>tail?</w:t>
       </w:r>
     </w:p>
     <w:p>
@@ -7994,7 +7186,6 @@
           <w:szCs w:val="28"/>
         </w:rPr>
       </w:pPr>
-      <w:proofErr w:type="spellStart"/>
       <w:r>
         <w:rPr>
           <w:rFonts w:ascii="Times New Roman" w:hAnsi="Times New Roman" w:cs="Times New Roman"/>
@@ -8003,7 +7194,6 @@
         </w:rPr>
         <w:t>head</w:t>
       </w:r>
-      <w:proofErr w:type="spellEnd"/>
       <w:r>
         <w:rPr>
           <w:rFonts w:ascii="Times New Roman" w:hAnsi="Times New Roman" w:cs="Times New Roman"/>
@@ -8044,7 +7234,6 @@
         </w:rPr>
         <w:t xml:space="preserve"> </w:t>
       </w:r>
-      <w:proofErr w:type="spellStart"/>
       <w:r>
         <w:rPr>
           <w:rFonts w:ascii="Times New Roman" w:hAnsi="Times New Roman" w:cs="Times New Roman"/>
@@ -8053,7 +7242,6 @@
         </w:rPr>
         <w:t>tail</w:t>
       </w:r>
-      <w:proofErr w:type="spellEnd"/>
       <w:r>
         <w:rPr>
           <w:rFonts w:ascii="Times New Roman" w:hAnsi="Times New Roman" w:cs="Times New Roman"/>
@@ -8431,7 +7619,6 @@
         </w:rPr>
         <w:t xml:space="preserve"> </w:t>
       </w:r>
-      <w:proofErr w:type="spellStart"/>
       <w:r>
         <w:rPr>
           <w:rFonts w:ascii="Times New Roman" w:hAnsi="Times New Roman" w:cs="Times New Roman"/>
@@ -8440,7 +7627,6 @@
         </w:rPr>
         <w:t>prev</w:t>
       </w:r>
-      <w:proofErr w:type="spellEnd"/>
       <w:r>
         <w:rPr>
           <w:rFonts w:ascii="Times New Roman" w:hAnsi="Times New Roman" w:cs="Times New Roman"/>
@@ -8465,7 +7651,6 @@
         </w:rPr>
         <w:t xml:space="preserve"> </w:t>
       </w:r>
-      <w:proofErr w:type="spellStart"/>
       <w:r>
         <w:rPr>
           <w:rFonts w:ascii="Times New Roman" w:hAnsi="Times New Roman" w:cs="Times New Roman"/>
@@ -8474,7 +7659,6 @@
         </w:rPr>
         <w:t>next</w:t>
       </w:r>
-      <w:proofErr w:type="spellEnd"/>
       <w:r>
         <w:rPr>
           <w:rFonts w:ascii="Times New Roman" w:hAnsi="Times New Roman" w:cs="Times New Roman"/>
@@ -8619,7 +7803,6 @@
         </w:rPr>
         <w:t xml:space="preserve"> </w:t>
       </w:r>
-      <w:proofErr w:type="spellStart"/>
       <w:r>
         <w:rPr>
           <w:rFonts w:ascii="Times New Roman" w:hAnsi="Times New Roman" w:cs="Times New Roman"/>
@@ -8628,7 +7811,6 @@
         </w:rPr>
         <w:t>tail</w:t>
       </w:r>
-      <w:proofErr w:type="spellEnd"/>
       <w:r>
         <w:rPr>
           <w:rFonts w:ascii="Times New Roman" w:hAnsi="Times New Roman" w:cs="Times New Roman"/>
@@ -8668,17 +7850,8 @@
           <w:szCs w:val="28"/>
         </w:rPr>
         <w:br/>
-      </w:r>
-      <w:proofErr w:type="spellStart"/>
-      <w:r>
-        <w:rPr>
-          <w:rFonts w:ascii="Times New Roman" w:hAnsi="Times New Roman" w:cs="Times New Roman"/>
-          <w:sz w:val="28"/>
-          <w:szCs w:val="28"/>
-        </w:rPr>
         <w:t>tail</w:t>
       </w:r>
-      <w:proofErr w:type="spellEnd"/>
       <w:r>
         <w:rPr>
           <w:rFonts w:ascii="Times New Roman" w:hAnsi="Times New Roman" w:cs="Times New Roman"/>
@@ -9020,7 +8193,6 @@
         </w:rPr>
         <w:t xml:space="preserve"> </w:t>
       </w:r>
-      <w:proofErr w:type="spellStart"/>
       <w:r>
         <w:rPr>
           <w:rFonts w:ascii="Times New Roman" w:hAnsi="Times New Roman" w:cs="Times New Roman"/>
@@ -9029,7 +8201,6 @@
         </w:rPr>
         <w:t>next</w:t>
       </w:r>
-      <w:proofErr w:type="spellEnd"/>
       <w:r>
         <w:rPr>
           <w:rFonts w:ascii="Times New Roman" w:hAnsi="Times New Roman" w:cs="Times New Roman"/>
@@ -9966,7 +9137,6 @@
         </w:rPr>
         <w:t xml:space="preserve"> </w:t>
       </w:r>
-      <w:proofErr w:type="spellStart"/>
       <w:r>
         <w:rPr>
           <w:rFonts w:ascii="Times New Roman" w:hAnsi="Times New Roman" w:cs="Times New Roman"/>
@@ -9975,7 +9145,6 @@
         </w:rPr>
         <w:t>head</w:t>
       </w:r>
-      <w:proofErr w:type="spellEnd"/>
       <w:r>
         <w:rPr>
           <w:rFonts w:ascii="Times New Roman" w:hAnsi="Times New Roman" w:cs="Times New Roman"/>
@@ -10170,25 +9339,7 @@
           <w:sz w:val="28"/>
           <w:szCs w:val="28"/>
         </w:rPr>
-        <w:t>(</w:t>
-      </w:r>
-      <w:proofErr w:type="spellStart"/>
-      <w:r>
-        <w:rPr>
-          <w:rFonts w:ascii="Times New Roman" w:hAnsi="Times New Roman" w:cs="Times New Roman"/>
-          <w:sz w:val="28"/>
-          <w:szCs w:val="28"/>
-        </w:rPr>
-        <w:t>SinglyLinkedList</w:t>
-      </w:r>
-      <w:proofErr w:type="spellEnd"/>
-      <w:r>
-        <w:rPr>
-          <w:rFonts w:ascii="Times New Roman" w:hAnsi="Times New Roman" w:cs="Times New Roman"/>
-          <w:sz w:val="28"/>
-          <w:szCs w:val="28"/>
-        </w:rPr>
-        <w:t>)</w:t>
+        <w:t>(SinglyLinkedList)</w:t>
       </w:r>
       <w:r>
         <w:rPr>
@@ -10360,25 +9511,7 @@
           <w:sz w:val="28"/>
           <w:szCs w:val="28"/>
         </w:rPr>
-        <w:t>(</w:t>
-      </w:r>
-      <w:proofErr w:type="spellStart"/>
-      <w:r>
-        <w:rPr>
-          <w:rFonts w:ascii="Times New Roman" w:hAnsi="Times New Roman" w:cs="Times New Roman"/>
-          <w:sz w:val="28"/>
-          <w:szCs w:val="28"/>
-        </w:rPr>
-        <w:t>DoublyLinkedList</w:t>
-      </w:r>
-      <w:proofErr w:type="spellEnd"/>
-      <w:r>
-        <w:rPr>
-          <w:rFonts w:ascii="Times New Roman" w:hAnsi="Times New Roman" w:cs="Times New Roman"/>
-          <w:sz w:val="28"/>
-          <w:szCs w:val="28"/>
-        </w:rPr>
-        <w:t>)</w:t>
+        <w:t>(DoublyLinkedList)</w:t>
       </w:r>
       <w:r>
         <w:rPr>
@@ -11688,6 +10821,29 @@
       </w:tblBorders>
     </w:tblPr>
   </w:style>
+  <w:style w:type="character" w:styleId="a4">
+    <w:name w:val="Hyperlink"/>
+    <w:basedOn w:val="a0"/>
+    <w:uiPriority w:val="99"/>
+    <w:unhideWhenUsed/>
+    <w:rsid w:val="00A609B1"/>
+    <w:rPr>
+      <w:color w:val="0563C1" w:themeColor="hyperlink"/>
+      <w:u w:val="single"/>
+    </w:rPr>
+  </w:style>
+  <w:style w:type="character" w:styleId="a5">
+    <w:name w:val="Unresolved Mention"/>
+    <w:basedOn w:val="a0"/>
+    <w:uiPriority w:val="99"/>
+    <w:semiHidden/>
+    <w:unhideWhenUsed/>
+    <w:rsid w:val="00A609B1"/>
+    <w:rPr>
+      <w:color w:val="605E5C"/>
+      <w:shd w:val="clear" w:color="auto" w:fill="E1DFDD"/>
+    </w:rPr>
+  </w:style>
 </w:styles>
 </file>
 
